--- a/探险任务单—学生版.docx
+++ b/探险任务单—学生版.docx
@@ -1897,6 +1897,19 @@
     </w:p>
     <w:p>
       <w:pPr>
+        <w:spacing w:after="100" w:line="300" w:lineRule="exact"/>
+      </w:pPr>
+      <w:r>
+        <w:rPr>
+          <w:rFonts w:ascii="Songti SC" w:cs="Songti SC" w:eastAsia="Songti SC" w:hAnsi="Songti SC"/>
+          <w:sz w:val="22"/>
+          <w:szCs w:val="22"/>
+        </w:rPr>
+        <w:t xml:space="preserve">数字游戏中的终局考核可以直接点击选项完成这四项表达，不需要输入长段文字。</w:t>
+      </w:r>
+    </w:p>
+    <w:p>
+      <w:pPr>
         <w:pStyle w:val="Heading1"/>
         <w:keepNext/>
         <w:spacing w:after="100" w:before="150"/>
@@ -2250,7 +2263,7 @@
           <w:sz w:val="22"/>
           <w:szCs w:val="22"/>
         </w:rPr>
-        <w:t xml:space="preserve">保留学习证据：在游戏“线索簿”中填写迁移表达并导出报告。开放回答由教师或同伴评阅。</w:t>
+        <w:t xml:space="preserve">保留学习证据：在游戏终局完成五项判断和选项拼句，在“线索簿”填写小组代号并导出报告。开放回答属于拓展，不作为学生完成游戏的必要输入；教师可结合操作记录、自创机关和同伴反馈评价。</w:t>
       </w:r>
     </w:p>
     <w:sectPr>

--- a/探险任务单—学生版.docx
+++ b/探险任务单—学生版.docx
@@ -1905,7 +1905,7 @@
           <w:sz w:val="22"/>
           <w:szCs w:val="22"/>
         </w:rPr>
-        <w:t xml:space="preserve">数字游戏中的终局考核可以直接点击选项完成这四项表达，不需要输入长段文字。</w:t>
+        <w:t xml:space="preserve">数字考核有16道情境题（四组），可查阅设备发展档案。四项表达用点击拼句完成；首答和订正分别保留。</w:t>
       </w:r>
     </w:p>
     <w:p>
@@ -2263,7 +2263,7 @@
           <w:sz w:val="22"/>
           <w:szCs w:val="22"/>
         </w:rPr>
-        <w:t xml:space="preserve">保留学习证据：在游戏终局完成五项判断和选项拼句，在“线索簿”填写小组代号并导出报告。开放回答属于拓展，不作为学生完成游戏的必要输入；教师可结合操作记录、自创机关和同伴反馈评价。</w:t>
+        <w:t xml:space="preserve">保留学习证据：在游戏终局完成16道题和选项拼句，在“线索簿”填写小组代号并导出报告。开放回答属于拓展，不作为学生完成游戏的必要输入；教师可结合操作记录、自创机关和同伴反馈评价。</w:t>
       </w:r>
     </w:p>
     <w:sectPr>
